--- a/Bring up report for Autocyplex.docx
+++ b/Bring up report for Autocyplex.docx
@@ -1233,6 +1233,61 @@
       </w:pPr>
       <w:r>
         <w:t>Updated OB1 firmware to 3.10.0</w:t>
+      </w:r>
+    </w:p>
+    <w:p>
+      <w:pPr>
+        <w:pStyle w:val="Heading3"/>
+        <w:ind w:left="360"/>
+      </w:pPr>
+      <w:r>
+        <w:t>V1.6 (8-1-25)</w:t>
+      </w:r>
+    </w:p>
+    <w:p>
+      <w:pPr>
+        <w:pStyle w:val="ListParagraph"/>
+        <w:numPr>
+          <w:ilvl w:val="0"/>
+          <w:numId w:val="24"/>
+        </w:numPr>
+      </w:pPr>
+      <w:r>
+        <w:t>Added in functionality for Hamilton syringe pump (bubble free interface)</w:t>
+      </w:r>
+    </w:p>
+    <w:p>
+      <w:pPr>
+        <w:pStyle w:val="ListParagraph"/>
+        <w:numPr>
+          <w:ilvl w:val="0"/>
+          <w:numId w:val="24"/>
+        </w:numPr>
+      </w:pPr>
+      <w:r>
+        <w:lastRenderedPageBreak/>
+        <w:t>Syringe pump is located on supply side</w:t>
+      </w:r>
+    </w:p>
+    <w:p>
+      <w:pPr>
+        <w:pStyle w:val="Heading3"/>
+        <w:ind w:left="360"/>
+      </w:pPr>
+      <w:r>
+        <w:t>V1.7 (12-29-25)</w:t>
+      </w:r>
+    </w:p>
+    <w:p>
+      <w:pPr>
+        <w:pStyle w:val="ListParagraph"/>
+        <w:numPr>
+          <w:ilvl w:val="0"/>
+          <w:numId w:val="25"/>
+        </w:numPr>
+      </w:pPr>
+      <w:r>
+        <w:t>Added in swishing function to pump system to constantly swish fluid back and forth during the stain step</w:t>
       </w:r>
     </w:p>
     <w:p>
@@ -1833,6 +1888,7 @@
           </w:tcPr>
           <w:p>
             <w:r>
+              <w:lastRenderedPageBreak/>
               <w:t>H1</w:t>
             </w:r>
           </w:p>
@@ -1977,7 +2033,6 @@
           </w:tcPr>
           <w:p>
             <w:r>
-              <w:lastRenderedPageBreak/>
               <w:t>P1</w:t>
             </w:r>
           </w:p>
@@ -2703,7 +2758,6 @@
         <w:pStyle w:val="Heading2"/>
       </w:pPr>
       <w:r>
-        <w:lastRenderedPageBreak/>
         <w:t>I1</w:t>
       </w:r>
     </w:p>
@@ -3815,6 +3869,119 @@
     </w:lvl>
   </w:abstractNum>
   <w:abstractNum w:abstractNumId="4" w15:restartNumberingAfterBreak="0">
+    <w:nsid w:val="101E0A0F"/>
+    <w:multiLevelType w:val="hybridMultilevel"/>
+    <w:tmpl w:val="389078D4"/>
+    <w:lvl w:ilvl="0" w:tplc="04090001">
+      <w:start w:val="1"/>
+      <w:numFmt w:val="bullet"/>
+      <w:lvlText w:val=""/>
+      <w:lvlJc w:val="left"/>
+      <w:pPr>
+        <w:ind w:left="720" w:hanging="360"/>
+      </w:pPr>
+      <w:rPr>
+        <w:rFonts w:ascii="Symbol" w:hAnsi="Symbol" w:hint="default"/>
+      </w:rPr>
+    </w:lvl>
+    <w:lvl w:ilvl="1" w:tplc="04090003" w:tentative="1">
+      <w:start w:val="1"/>
+      <w:numFmt w:val="bullet"/>
+      <w:lvlText w:val="o"/>
+      <w:lvlJc w:val="left"/>
+      <w:pPr>
+        <w:ind w:left="1440" w:hanging="360"/>
+      </w:pPr>
+      <w:rPr>
+        <w:rFonts w:ascii="Courier New" w:hAnsi="Courier New" w:cs="Courier New" w:hint="default"/>
+      </w:rPr>
+    </w:lvl>
+    <w:lvl w:ilvl="2" w:tplc="04090005" w:tentative="1">
+      <w:start w:val="1"/>
+      <w:numFmt w:val="bullet"/>
+      <w:lvlText w:val=""/>
+      <w:lvlJc w:val="left"/>
+      <w:pPr>
+        <w:ind w:left="2160" w:hanging="360"/>
+      </w:pPr>
+      <w:rPr>
+        <w:rFonts w:ascii="Wingdings" w:hAnsi="Wingdings" w:hint="default"/>
+      </w:rPr>
+    </w:lvl>
+    <w:lvl w:ilvl="3" w:tplc="04090001" w:tentative="1">
+      <w:start w:val="1"/>
+      <w:numFmt w:val="bullet"/>
+      <w:lvlText w:val=""/>
+      <w:lvlJc w:val="left"/>
+      <w:pPr>
+        <w:ind w:left="2880" w:hanging="360"/>
+      </w:pPr>
+      <w:rPr>
+        <w:rFonts w:ascii="Symbol" w:hAnsi="Symbol" w:hint="default"/>
+      </w:rPr>
+    </w:lvl>
+    <w:lvl w:ilvl="4" w:tplc="04090003" w:tentative="1">
+      <w:start w:val="1"/>
+      <w:numFmt w:val="bullet"/>
+      <w:lvlText w:val="o"/>
+      <w:lvlJc w:val="left"/>
+      <w:pPr>
+        <w:ind w:left="3600" w:hanging="360"/>
+      </w:pPr>
+      <w:rPr>
+        <w:rFonts w:ascii="Courier New" w:hAnsi="Courier New" w:cs="Courier New" w:hint="default"/>
+      </w:rPr>
+    </w:lvl>
+    <w:lvl w:ilvl="5" w:tplc="04090005" w:tentative="1">
+      <w:start w:val="1"/>
+      <w:numFmt w:val="bullet"/>
+      <w:lvlText w:val=""/>
+      <w:lvlJc w:val="left"/>
+      <w:pPr>
+        <w:ind w:left="4320" w:hanging="360"/>
+      </w:pPr>
+      <w:rPr>
+        <w:rFonts w:ascii="Wingdings" w:hAnsi="Wingdings" w:hint="default"/>
+      </w:rPr>
+    </w:lvl>
+    <w:lvl w:ilvl="6" w:tplc="04090001" w:tentative="1">
+      <w:start w:val="1"/>
+      <w:numFmt w:val="bullet"/>
+      <w:lvlText w:val=""/>
+      <w:lvlJc w:val="left"/>
+      <w:pPr>
+        <w:ind w:left="5040" w:hanging="360"/>
+      </w:pPr>
+      <w:rPr>
+        <w:rFonts w:ascii="Symbol" w:hAnsi="Symbol" w:hint="default"/>
+      </w:rPr>
+    </w:lvl>
+    <w:lvl w:ilvl="7" w:tplc="04090003" w:tentative="1">
+      <w:start w:val="1"/>
+      <w:numFmt w:val="bullet"/>
+      <w:lvlText w:val="o"/>
+      <w:lvlJc w:val="left"/>
+      <w:pPr>
+        <w:ind w:left="5760" w:hanging="360"/>
+      </w:pPr>
+      <w:rPr>
+        <w:rFonts w:ascii="Courier New" w:hAnsi="Courier New" w:cs="Courier New" w:hint="default"/>
+      </w:rPr>
+    </w:lvl>
+    <w:lvl w:ilvl="8" w:tplc="04090005" w:tentative="1">
+      <w:start w:val="1"/>
+      <w:numFmt w:val="bullet"/>
+      <w:lvlText w:val=""/>
+      <w:lvlJc w:val="left"/>
+      <w:pPr>
+        <w:ind w:left="6480" w:hanging="360"/>
+      </w:pPr>
+      <w:rPr>
+        <w:rFonts w:ascii="Wingdings" w:hAnsi="Wingdings" w:hint="default"/>
+      </w:rPr>
+    </w:lvl>
+  </w:abstractNum>
+  <w:abstractNum w:abstractNumId="5" w15:restartNumberingAfterBreak="0">
     <w:nsid w:val="14B50592"/>
     <w:multiLevelType w:val="hybridMultilevel"/>
     <w:tmpl w:val="E1A049CC"/>
@@ -3927,7 +4094,7 @@
       </w:rPr>
     </w:lvl>
   </w:abstractNum>
-  <w:abstractNum w:abstractNumId="5" w15:restartNumberingAfterBreak="0">
+  <w:abstractNum w:abstractNumId="6" w15:restartNumberingAfterBreak="0">
     <w:nsid w:val="15533D8E"/>
     <w:multiLevelType w:val="hybridMultilevel"/>
     <w:tmpl w:val="5D82D370"/>
@@ -4040,7 +4207,7 @@
       </w:rPr>
     </w:lvl>
   </w:abstractNum>
-  <w:abstractNum w:abstractNumId="6" w15:restartNumberingAfterBreak="0">
+  <w:abstractNum w:abstractNumId="7" w15:restartNumberingAfterBreak="0">
     <w:nsid w:val="15B91F91"/>
     <w:multiLevelType w:val="hybridMultilevel"/>
     <w:tmpl w:val="86A84622"/>
@@ -4153,7 +4320,7 @@
       </w:rPr>
     </w:lvl>
   </w:abstractNum>
-  <w:abstractNum w:abstractNumId="7" w15:restartNumberingAfterBreak="0">
+  <w:abstractNum w:abstractNumId="8" w15:restartNumberingAfterBreak="0">
     <w:nsid w:val="1892550B"/>
     <w:multiLevelType w:val="hybridMultilevel"/>
     <w:tmpl w:val="86BE9FA2"/>
@@ -4266,7 +4433,7 @@
       </w:rPr>
     </w:lvl>
   </w:abstractNum>
-  <w:abstractNum w:abstractNumId="8" w15:restartNumberingAfterBreak="0">
+  <w:abstractNum w:abstractNumId="9" w15:restartNumberingAfterBreak="0">
     <w:nsid w:val="208252FF"/>
     <w:multiLevelType w:val="hybridMultilevel"/>
     <w:tmpl w:val="739819E8"/>
@@ -4379,7 +4546,7 @@
       </w:rPr>
     </w:lvl>
   </w:abstractNum>
-  <w:abstractNum w:abstractNumId="9" w15:restartNumberingAfterBreak="0">
+  <w:abstractNum w:abstractNumId="10" w15:restartNumberingAfterBreak="0">
     <w:nsid w:val="29875B9F"/>
     <w:multiLevelType w:val="multilevel"/>
     <w:tmpl w:val="6338BD30"/>
@@ -4500,7 +4667,7 @@
       </w:rPr>
     </w:lvl>
   </w:abstractNum>
-  <w:abstractNum w:abstractNumId="10" w15:restartNumberingAfterBreak="0">
+  <w:abstractNum w:abstractNumId="11" w15:restartNumberingAfterBreak="0">
     <w:nsid w:val="409900FD"/>
     <w:multiLevelType w:val="hybridMultilevel"/>
     <w:tmpl w:val="47142AC4"/>
@@ -4613,7 +4780,7 @@
       </w:rPr>
     </w:lvl>
   </w:abstractNum>
-  <w:abstractNum w:abstractNumId="11" w15:restartNumberingAfterBreak="0">
+  <w:abstractNum w:abstractNumId="12" w15:restartNumberingAfterBreak="0">
     <w:nsid w:val="46A85104"/>
     <w:multiLevelType w:val="hybridMultilevel"/>
     <w:tmpl w:val="B28AD59A"/>
@@ -4726,7 +4893,7 @@
       </w:rPr>
     </w:lvl>
   </w:abstractNum>
-  <w:abstractNum w:abstractNumId="12" w15:restartNumberingAfterBreak="0">
+  <w:abstractNum w:abstractNumId="13" w15:restartNumberingAfterBreak="0">
     <w:nsid w:val="48674B90"/>
     <w:multiLevelType w:val="hybridMultilevel"/>
     <w:tmpl w:val="47FAAA44"/>
@@ -4839,7 +5006,120 @@
       </w:rPr>
     </w:lvl>
   </w:abstractNum>
-  <w:abstractNum w:abstractNumId="13" w15:restartNumberingAfterBreak="0">
+  <w:abstractNum w:abstractNumId="14" w15:restartNumberingAfterBreak="0">
+    <w:nsid w:val="4B0B3836"/>
+    <w:multiLevelType w:val="hybridMultilevel"/>
+    <w:tmpl w:val="44164F10"/>
+    <w:lvl w:ilvl="0" w:tplc="04090001">
+      <w:start w:val="1"/>
+      <w:numFmt w:val="bullet"/>
+      <w:lvlText w:val=""/>
+      <w:lvlJc w:val="left"/>
+      <w:pPr>
+        <w:ind w:left="720" w:hanging="360"/>
+      </w:pPr>
+      <w:rPr>
+        <w:rFonts w:ascii="Symbol" w:hAnsi="Symbol" w:hint="default"/>
+      </w:rPr>
+    </w:lvl>
+    <w:lvl w:ilvl="1" w:tplc="04090003" w:tentative="1">
+      <w:start w:val="1"/>
+      <w:numFmt w:val="bullet"/>
+      <w:lvlText w:val="o"/>
+      <w:lvlJc w:val="left"/>
+      <w:pPr>
+        <w:ind w:left="1440" w:hanging="360"/>
+      </w:pPr>
+      <w:rPr>
+        <w:rFonts w:ascii="Courier New" w:hAnsi="Courier New" w:cs="Courier New" w:hint="default"/>
+      </w:rPr>
+    </w:lvl>
+    <w:lvl w:ilvl="2" w:tplc="04090005" w:tentative="1">
+      <w:start w:val="1"/>
+      <w:numFmt w:val="bullet"/>
+      <w:lvlText w:val=""/>
+      <w:lvlJc w:val="left"/>
+      <w:pPr>
+        <w:ind w:left="2160" w:hanging="360"/>
+      </w:pPr>
+      <w:rPr>
+        <w:rFonts w:ascii="Wingdings" w:hAnsi="Wingdings" w:hint="default"/>
+      </w:rPr>
+    </w:lvl>
+    <w:lvl w:ilvl="3" w:tplc="04090001" w:tentative="1">
+      <w:start w:val="1"/>
+      <w:numFmt w:val="bullet"/>
+      <w:lvlText w:val=""/>
+      <w:lvlJc w:val="left"/>
+      <w:pPr>
+        <w:ind w:left="2880" w:hanging="360"/>
+      </w:pPr>
+      <w:rPr>
+        <w:rFonts w:ascii="Symbol" w:hAnsi="Symbol" w:hint="default"/>
+      </w:rPr>
+    </w:lvl>
+    <w:lvl w:ilvl="4" w:tplc="04090003" w:tentative="1">
+      <w:start w:val="1"/>
+      <w:numFmt w:val="bullet"/>
+      <w:lvlText w:val="o"/>
+      <w:lvlJc w:val="left"/>
+      <w:pPr>
+        <w:ind w:left="3600" w:hanging="360"/>
+      </w:pPr>
+      <w:rPr>
+        <w:rFonts w:ascii="Courier New" w:hAnsi="Courier New" w:cs="Courier New" w:hint="default"/>
+      </w:rPr>
+    </w:lvl>
+    <w:lvl w:ilvl="5" w:tplc="04090005" w:tentative="1">
+      <w:start w:val="1"/>
+      <w:numFmt w:val="bullet"/>
+      <w:lvlText w:val=""/>
+      <w:lvlJc w:val="left"/>
+      <w:pPr>
+        <w:ind w:left="4320" w:hanging="360"/>
+      </w:pPr>
+      <w:rPr>
+        <w:rFonts w:ascii="Wingdings" w:hAnsi="Wingdings" w:hint="default"/>
+      </w:rPr>
+    </w:lvl>
+    <w:lvl w:ilvl="6" w:tplc="04090001" w:tentative="1">
+      <w:start w:val="1"/>
+      <w:numFmt w:val="bullet"/>
+      <w:lvlText w:val=""/>
+      <w:lvlJc w:val="left"/>
+      <w:pPr>
+        <w:ind w:left="5040" w:hanging="360"/>
+      </w:pPr>
+      <w:rPr>
+        <w:rFonts w:ascii="Symbol" w:hAnsi="Symbol" w:hint="default"/>
+      </w:rPr>
+    </w:lvl>
+    <w:lvl w:ilvl="7" w:tplc="04090003" w:tentative="1">
+      <w:start w:val="1"/>
+      <w:numFmt w:val="bullet"/>
+      <w:lvlText w:val="o"/>
+      <w:lvlJc w:val="left"/>
+      <w:pPr>
+        <w:ind w:left="5760" w:hanging="360"/>
+      </w:pPr>
+      <w:rPr>
+        <w:rFonts w:ascii="Courier New" w:hAnsi="Courier New" w:cs="Courier New" w:hint="default"/>
+      </w:rPr>
+    </w:lvl>
+    <w:lvl w:ilvl="8" w:tplc="04090005" w:tentative="1">
+      <w:start w:val="1"/>
+      <w:numFmt w:val="bullet"/>
+      <w:lvlText w:val=""/>
+      <w:lvlJc w:val="left"/>
+      <w:pPr>
+        <w:ind w:left="6480" w:hanging="360"/>
+      </w:pPr>
+      <w:rPr>
+        <w:rFonts w:ascii="Wingdings" w:hAnsi="Wingdings" w:hint="default"/>
+      </w:rPr>
+    </w:lvl>
+  </w:abstractNum>
+  <w:abstractNum w:abstractNumId="15" w15:restartNumberingAfterBreak="0">
     <w:nsid w:val="4D11469F"/>
     <w:multiLevelType w:val="hybridMultilevel"/>
     <w:tmpl w:val="69CACCD0"/>
@@ -4952,7 +5232,7 @@
       </w:rPr>
     </w:lvl>
   </w:abstractNum>
-  <w:abstractNum w:abstractNumId="14" w15:restartNumberingAfterBreak="0">
+  <w:abstractNum w:abstractNumId="16" w15:restartNumberingAfterBreak="0">
     <w:nsid w:val="4F15192B"/>
     <w:multiLevelType w:val="hybridMultilevel"/>
     <w:tmpl w:val="5840ECE4"/>
@@ -5065,7 +5345,7 @@
       </w:rPr>
     </w:lvl>
   </w:abstractNum>
-  <w:abstractNum w:abstractNumId="15" w15:restartNumberingAfterBreak="0">
+  <w:abstractNum w:abstractNumId="17" w15:restartNumberingAfterBreak="0">
     <w:nsid w:val="5AA36AEC"/>
     <w:multiLevelType w:val="hybridMultilevel"/>
     <w:tmpl w:val="E55C7F22"/>
@@ -5154,7 +5434,7 @@
       </w:pPr>
     </w:lvl>
   </w:abstractNum>
-  <w:abstractNum w:abstractNumId="16" w15:restartNumberingAfterBreak="0">
+  <w:abstractNum w:abstractNumId="18" w15:restartNumberingAfterBreak="0">
     <w:nsid w:val="5ED31AF7"/>
     <w:multiLevelType w:val="hybridMultilevel"/>
     <w:tmpl w:val="4F247F16"/>
@@ -5267,7 +5547,7 @@
       </w:rPr>
     </w:lvl>
   </w:abstractNum>
-  <w:abstractNum w:abstractNumId="17" w15:restartNumberingAfterBreak="0">
+  <w:abstractNum w:abstractNumId="19" w15:restartNumberingAfterBreak="0">
     <w:nsid w:val="61AE222E"/>
     <w:multiLevelType w:val="hybridMultilevel"/>
     <w:tmpl w:val="0BDA0554"/>
@@ -5380,7 +5660,7 @@
       </w:rPr>
     </w:lvl>
   </w:abstractNum>
-  <w:abstractNum w:abstractNumId="18" w15:restartNumberingAfterBreak="0">
+  <w:abstractNum w:abstractNumId="20" w15:restartNumberingAfterBreak="0">
     <w:nsid w:val="6A272142"/>
     <w:multiLevelType w:val="hybridMultilevel"/>
     <w:tmpl w:val="4E9626D2"/>
@@ -5493,7 +5773,7 @@
       </w:rPr>
     </w:lvl>
   </w:abstractNum>
-  <w:abstractNum w:abstractNumId="19" w15:restartNumberingAfterBreak="0">
+  <w:abstractNum w:abstractNumId="21" w15:restartNumberingAfterBreak="0">
     <w:nsid w:val="6AA1777D"/>
     <w:multiLevelType w:val="hybridMultilevel"/>
     <w:tmpl w:val="92E6ED9C"/>
@@ -5606,7 +5886,7 @@
       </w:rPr>
     </w:lvl>
   </w:abstractNum>
-  <w:abstractNum w:abstractNumId="20" w15:restartNumberingAfterBreak="0">
+  <w:abstractNum w:abstractNumId="22" w15:restartNumberingAfterBreak="0">
     <w:nsid w:val="72E45709"/>
     <w:multiLevelType w:val="hybridMultilevel"/>
     <w:tmpl w:val="77927E06"/>
@@ -5719,7 +5999,7 @@
       </w:rPr>
     </w:lvl>
   </w:abstractNum>
-  <w:abstractNum w:abstractNumId="21" w15:restartNumberingAfterBreak="0">
+  <w:abstractNum w:abstractNumId="23" w15:restartNumberingAfterBreak="0">
     <w:nsid w:val="73D91A6E"/>
     <w:multiLevelType w:val="multilevel"/>
     <w:tmpl w:val="6338BD30"/>
@@ -5840,7 +6120,7 @@
       </w:rPr>
     </w:lvl>
   </w:abstractNum>
-  <w:abstractNum w:abstractNumId="22" w15:restartNumberingAfterBreak="0">
+  <w:abstractNum w:abstractNumId="24" w15:restartNumberingAfterBreak="0">
     <w:nsid w:val="7D6F71BA"/>
     <w:multiLevelType w:val="hybridMultilevel"/>
     <w:tmpl w:val="79D0B7CA"/>
@@ -5957,70 +6237,76 @@
     <w:abstractNumId w:val="0"/>
   </w:num>
   <w:num w:numId="2" w16cid:durableId="1583107063">
-    <w:abstractNumId w:val="9"/>
+    <w:abstractNumId w:val="10"/>
   </w:num>
   <w:num w:numId="3" w16cid:durableId="881983921">
     <w:abstractNumId w:val="2"/>
   </w:num>
   <w:num w:numId="4" w16cid:durableId="1476986706">
-    <w:abstractNumId w:val="20"/>
+    <w:abstractNumId w:val="22"/>
   </w:num>
   <w:num w:numId="5" w16cid:durableId="435831047">
-    <w:abstractNumId w:val="15"/>
+    <w:abstractNumId w:val="17"/>
   </w:num>
   <w:num w:numId="6" w16cid:durableId="614291484">
+    <w:abstractNumId w:val="23"/>
+  </w:num>
+  <w:num w:numId="7" w16cid:durableId="749159018">
+    <w:abstractNumId w:val="5"/>
+  </w:num>
+  <w:num w:numId="8" w16cid:durableId="952594873">
+    <w:abstractNumId w:val="6"/>
+  </w:num>
+  <w:num w:numId="9" w16cid:durableId="758646958">
+    <w:abstractNumId w:val="9"/>
+  </w:num>
+  <w:num w:numId="10" w16cid:durableId="1642231288">
     <w:abstractNumId w:val="21"/>
   </w:num>
-  <w:num w:numId="7" w16cid:durableId="749159018">
-    <w:abstractNumId w:val="4"/>
+  <w:num w:numId="11" w16cid:durableId="1297755816">
+    <w:abstractNumId w:val="7"/>
   </w:num>
-  <w:num w:numId="8" w16cid:durableId="952594873">
-    <w:abstractNumId w:val="5"/>
-  </w:num>
-  <w:num w:numId="9" w16cid:durableId="758646958">
+  <w:num w:numId="12" w16cid:durableId="1335261259">
     <w:abstractNumId w:val="8"/>
   </w:num>
-  <w:num w:numId="10" w16cid:durableId="1642231288">
-    <w:abstractNumId w:val="19"/>
-  </w:num>
-  <w:num w:numId="11" w16cid:durableId="1297755816">
-    <w:abstractNumId w:val="6"/>
-  </w:num>
-  <w:num w:numId="12" w16cid:durableId="1335261259">
-    <w:abstractNumId w:val="7"/>
-  </w:num>
   <w:num w:numId="13" w16cid:durableId="671565439">
-    <w:abstractNumId w:val="10"/>
+    <w:abstractNumId w:val="11"/>
   </w:num>
   <w:num w:numId="14" w16cid:durableId="315914024">
-    <w:abstractNumId w:val="22"/>
+    <w:abstractNumId w:val="24"/>
   </w:num>
   <w:num w:numId="15" w16cid:durableId="629557185">
     <w:abstractNumId w:val="1"/>
   </w:num>
   <w:num w:numId="16" w16cid:durableId="244389314">
-    <w:abstractNumId w:val="16"/>
+    <w:abstractNumId w:val="18"/>
   </w:num>
   <w:num w:numId="17" w16cid:durableId="26952564">
     <w:abstractNumId w:val="3"/>
   </w:num>
   <w:num w:numId="18" w16cid:durableId="1944413206">
-    <w:abstractNumId w:val="18"/>
+    <w:abstractNumId w:val="20"/>
   </w:num>
   <w:num w:numId="19" w16cid:durableId="1251305888">
-    <w:abstractNumId w:val="17"/>
+    <w:abstractNumId w:val="19"/>
   </w:num>
   <w:num w:numId="20" w16cid:durableId="268855725">
-    <w:abstractNumId w:val="14"/>
+    <w:abstractNumId w:val="16"/>
   </w:num>
   <w:num w:numId="21" w16cid:durableId="758983917">
-    <w:abstractNumId w:val="11"/>
+    <w:abstractNumId w:val="12"/>
   </w:num>
   <w:num w:numId="22" w16cid:durableId="444615022">
-    <w:abstractNumId w:val="12"/>
+    <w:abstractNumId w:val="13"/>
   </w:num>
   <w:num w:numId="23" w16cid:durableId="912395109">
-    <w:abstractNumId w:val="13"/>
+    <w:abstractNumId w:val="15"/>
+  </w:num>
+  <w:num w:numId="24" w16cid:durableId="1804418772">
+    <w:abstractNumId w:val="4"/>
+  </w:num>
+  <w:num w:numId="25" w16cid:durableId="1059282358">
+    <w:abstractNumId w:val="14"/>
   </w:num>
 </w:numbering>
 </file>
